--- a/01-6个主号内容创作/引流小号_发布文案/引流小号_第106-114篇.docx
+++ b/01-6个主号内容创作/引流小号_发布文案/引流小号_第106-114篇.docx
@@ -14,30 +14,6 @@
     <w:p>
       <w:r>
         <w:rPr>
-          <w:b/>
-          <w:sz w:val="24"/>
-        </w:rPr>
-        <w:t>标题：考场找不到座位号慌了好一会儿</w:t>
-      </w:r>
-    </w:p>
-    <w:p>
-      <w:r>
-        <w:rPr>
-          <w:sz w:val="24"/>
-        </w:rPr>
-      </w:r>
-    </w:p>
-    <w:p>
-      <w:r>
-        <w:rPr>
-          <w:sz w:val="24"/>
-        </w:rPr>
-        <w:t>正文：</w:t>
-      </w:r>
-    </w:p>
-    <w:p>
-      <w:r>
-        <w:rPr>
           <w:sz w:val="24"/>
         </w:rPr>
         <w:t>进考场发现座位号怎么都找不到，在考场来回走了好几圈，浪费了十来分钟。😅后来看错了考场编号，差点交白卷。最近用诗雨漫画笔记复习，至少不会紧张到脑子空白了。</w:t>
@@ -48,45 +24,7 @@
         <w:rPr>
           <w:sz w:val="24"/>
         </w:rPr>
-      </w:r>
-    </w:p>
-    <w:p>
-      <w:r>
-        <w:rPr>
-          <w:sz w:val="24"/>
-        </w:rPr>
-        <w:t>话题：#会计 #中级会计 #中级会计备考 #注会cpa #财会 #备考日记 #上班族备考 #备考焦虑 #诗雨会计</w:t>
-      </w:r>
-    </w:p>
-    <w:p>
-      <w:r>
-        <w:rPr>
-          <w:sz w:val="24"/>
-        </w:rPr>
-      </w:r>
-    </w:p>
-    <w:p>
-      <w:r>
-        <w:rPr>
-          <w:sz w:val="24"/>
-        </w:rPr>
-        <w:t>时间：</w:t>
-      </w:r>
-    </w:p>
-    <w:p>
-      <w:r>
-        <w:rPr>
-          <w:sz w:val="24"/>
-        </w:rPr>
-      </w:r>
-    </w:p>
-    <w:p>
-      <w:r>
-        <w:rPr>
-          <w:b/>
-          <w:sz w:val="24"/>
-        </w:rPr>
-        <w:t>账号：14芳芳财会|沈小辉</w:t>
+        <w:t>#会计 #中级会计 #中级会计备考 #注会cpa #财会 #备考日记 #上班族备考 #备考焦虑 #诗雨会计</w:t>
       </w:r>
     </w:p>
     <w:p>
@@ -106,30 +44,6 @@
     <w:p>
       <w:r>
         <w:rPr>
-          <w:b/>
-          <w:sz w:val="24"/>
-        </w:rPr>
-        <w:t>标题：题目都看懂就是选不出正确答案</w:t>
-      </w:r>
-    </w:p>
-    <w:p>
-      <w:r>
-        <w:rPr>
-          <w:sz w:val="24"/>
-        </w:rPr>
-      </w:r>
-    </w:p>
-    <w:p>
-      <w:r>
-        <w:rPr>
-          <w:sz w:val="24"/>
-        </w:rPr>
-        <w:t>正文：</w:t>
-      </w:r>
-    </w:p>
-    <w:p>
-      <w:r>
-        <w:rPr>
           <w:sz w:val="24"/>
         </w:rPr>
         <w:t>做题有个毛病，每个选项都觉得有道理，就是选不出来。🤔知识点能背，判断就是卡着。换了漫画版笔记来看，感觉逻辑清楚了一点，选题时不那么犹豫了。</w:t>
@@ -140,45 +54,7 @@
         <w:rPr>
           <w:sz w:val="24"/>
         </w:rPr>
-      </w:r>
-    </w:p>
-    <w:p>
-      <w:r>
-        <w:rPr>
-          <w:sz w:val="24"/>
-        </w:rPr>
-        <w:t>话题：#会计 #中级会计 #中级会计备考 #注会cpa #财会 #备考日记 #上班族备考 #备考焦虑 #诗雨会计</w:t>
-      </w:r>
-    </w:p>
-    <w:p>
-      <w:r>
-        <w:rPr>
-          <w:sz w:val="24"/>
-        </w:rPr>
-      </w:r>
-    </w:p>
-    <w:p>
-      <w:r>
-        <w:rPr>
-          <w:sz w:val="24"/>
-        </w:rPr>
-        <w:t>时间：</w:t>
-      </w:r>
-    </w:p>
-    <w:p>
-      <w:r>
-        <w:rPr>
-          <w:sz w:val="24"/>
-        </w:rPr>
-      </w:r>
-    </w:p>
-    <w:p>
-      <w:r>
-        <w:rPr>
-          <w:b/>
-          <w:sz w:val="24"/>
-        </w:rPr>
-        <w:t>账号：14芳芳财会|孙青5263</w:t>
+        <w:t>#会计 #中级会计 #中级会计备考 #注会cpa #财会 #备考日记 #上班族备考 #备考焦虑 #诗雨会计</w:t>
       </w:r>
     </w:p>
     <w:p>
@@ -198,30 +74,6 @@
     <w:p>
       <w:r>
         <w:rPr>
-          <w:b/>
-          <w:sz w:val="24"/>
-        </w:rPr>
-        <w:t>标题：备考期间戒了剧只留一个综艺</w:t>
-      </w:r>
-    </w:p>
-    <w:p>
-      <w:r>
-        <w:rPr>
-          <w:sz w:val="24"/>
-        </w:rPr>
-      </w:r>
-    </w:p>
-    <w:p>
-      <w:r>
-        <w:rPr>
-          <w:sz w:val="24"/>
-        </w:rPr>
-        <w:t>正文：</w:t>
-      </w:r>
-    </w:p>
-    <w:p>
-      <w:r>
-        <w:rPr>
           <w:sz w:val="24"/>
         </w:rPr>
         <w:t>为备考把追的剧全删了，只保留一个综艺当奖励，做完一套题才准看一集。😭换了诗雨漫画笔记来配合刷题，记忆效率高了不少，奖励综艺也能少看几集了。</w:t>
@@ -232,45 +84,7 @@
         <w:rPr>
           <w:sz w:val="24"/>
         </w:rPr>
-      </w:r>
-    </w:p>
-    <w:p>
-      <w:r>
-        <w:rPr>
-          <w:sz w:val="24"/>
-        </w:rPr>
-        <w:t>话题：#会计 #中级会计 #中级会计备考 #注会cpa #财会 #备考日记 #上班族备考 #备考焦虑 #诗雨会计</w:t>
-      </w:r>
-    </w:p>
-    <w:p>
-      <w:r>
-        <w:rPr>
-          <w:sz w:val="24"/>
-        </w:rPr>
-      </w:r>
-    </w:p>
-    <w:p>
-      <w:r>
-        <w:rPr>
-          <w:sz w:val="24"/>
-        </w:rPr>
-        <w:t>时间：</w:t>
-      </w:r>
-    </w:p>
-    <w:p>
-      <w:r>
-        <w:rPr>
-          <w:sz w:val="24"/>
-        </w:rPr>
-      </w:r>
-    </w:p>
-    <w:p>
-      <w:r>
-        <w:rPr>
-          <w:b/>
-          <w:sz w:val="24"/>
-        </w:rPr>
-        <w:t>账号：14芳芳财会|橙子学会计</w:t>
+        <w:t>#会计 #中级会计 #中级会计备考 #注会cpa #财会 #备考日记 #上班族备考 #备考焦虑 #诗雨会计</w:t>
       </w:r>
     </w:p>
     <w:p>
@@ -290,30 +104,6 @@
     <w:p>
       <w:r>
         <w:rPr>
-          <w:b/>
-          <w:sz w:val="24"/>
-        </w:rPr>
-        <w:t>标题：半夜刷题脑子完全不知道在做啥</w:t>
-      </w:r>
-    </w:p>
-    <w:p>
-      <w:r>
-        <w:rPr>
-          <w:sz w:val="24"/>
-        </w:rPr>
-      </w:r>
-    </w:p>
-    <w:p>
-      <w:r>
-        <w:rPr>
-          <w:sz w:val="24"/>
-        </w:rPr>
-        <w:t>正文：</w:t>
-      </w:r>
-    </w:p>
-    <w:p>
-      <w:r>
-        <w:rPr>
           <w:sz w:val="24"/>
         </w:rPr>
         <w:t>昨晚11点还在刷题，刷到后面脑子完全不转，做完一道不知道自己选了什么。😴试着换成看诗雨漫画笔记，图多字少，困了也能看进去一点，比硬撑有用。</w:t>
@@ -324,45 +114,7 @@
         <w:rPr>
           <w:sz w:val="24"/>
         </w:rPr>
-      </w:r>
-    </w:p>
-    <w:p>
-      <w:r>
-        <w:rPr>
-          <w:sz w:val="24"/>
-        </w:rPr>
-        <w:t>话题：#会计 #中级会计 #中级会计备考 #注会cpa #财会 #备考日记 #上班族备考 #备考焦虑 #诗雨会计</w:t>
-      </w:r>
-    </w:p>
-    <w:p>
-      <w:r>
-        <w:rPr>
-          <w:sz w:val="24"/>
-        </w:rPr>
-      </w:r>
-    </w:p>
-    <w:p>
-      <w:r>
-        <w:rPr>
-          <w:sz w:val="24"/>
-        </w:rPr>
-        <w:t>时间：</w:t>
-      </w:r>
-    </w:p>
-    <w:p>
-      <w:r>
-        <w:rPr>
-          <w:sz w:val="24"/>
-        </w:rPr>
-      </w:r>
-    </w:p>
-    <w:p>
-      <w:r>
-        <w:rPr>
-          <w:b/>
-          <w:sz w:val="24"/>
-        </w:rPr>
-        <w:t>账号：14芳芳财会|新老婆</w:t>
+        <w:t>#会计 #中级会计 #中级会计备考 #注会cpa #财会 #备考日记 #上班族备考 #备考焦虑 #诗雨会计</w:t>
       </w:r>
     </w:p>
     <w:p>
@@ -382,30 +134,6 @@
     <w:p>
       <w:r>
         <w:rPr>
-          <w:b/>
-          <w:sz w:val="24"/>
-        </w:rPr>
-        <w:t>标题：模拟题全对真题一错就是一大片</w:t>
-      </w:r>
-    </w:p>
-    <w:p>
-      <w:r>
-        <w:rPr>
-          <w:sz w:val="24"/>
-        </w:rPr>
-      </w:r>
-    </w:p>
-    <w:p>
-      <w:r>
-        <w:rPr>
-          <w:sz w:val="24"/>
-        </w:rPr>
-        <w:t>正文：</w:t>
-      </w:r>
-    </w:p>
-    <w:p>
-      <w:r>
-        <w:rPr>
           <w:sz w:val="24"/>
         </w:rPr>
         <w:t>刷模拟题以为差不多了，一套真题下来错了20多分。😰才发现模拟题的坑和真题完全不一样。回头配合漫画笔记重看考点，感觉理解层次确实不一样了。</w:t>
@@ -416,45 +144,7 @@
         <w:rPr>
           <w:sz w:val="24"/>
         </w:rPr>
-      </w:r>
-    </w:p>
-    <w:p>
-      <w:r>
-        <w:rPr>
-          <w:sz w:val="24"/>
-        </w:rPr>
-        <w:t>话题：#会计 #中级会计 #中级会计备考 #注会cpa #财会 #备考日记 #上班族备考 #备考焦虑 #诗雨会计</w:t>
-      </w:r>
-    </w:p>
-    <w:p>
-      <w:r>
-        <w:rPr>
-          <w:sz w:val="24"/>
-        </w:rPr>
-      </w:r>
-    </w:p>
-    <w:p>
-      <w:r>
-        <w:rPr>
-          <w:sz w:val="24"/>
-        </w:rPr>
-        <w:t>时间：</w:t>
-      </w:r>
-    </w:p>
-    <w:p>
-      <w:r>
-        <w:rPr>
-          <w:sz w:val="24"/>
-        </w:rPr>
-      </w:r>
-    </w:p>
-    <w:p>
-      <w:r>
-        <w:rPr>
-          <w:b/>
-          <w:sz w:val="24"/>
-        </w:rPr>
-        <w:t>账号：14芳芳财会|孙玲小红书</w:t>
+        <w:t>#会计 #中级会计 #中级会计备考 #注会cpa #财会 #备考日记 #上班族备考 #备考焦虑 #诗雨会计</w:t>
       </w:r>
     </w:p>
     <w:p>
@@ -474,30 +164,6 @@
     <w:p>
       <w:r>
         <w:rPr>
-          <w:b/>
-          <w:sz w:val="24"/>
-        </w:rPr>
-        <w:t>标题：翻教材发现折角全是不会的地方</w:t>
-      </w:r>
-    </w:p>
-    <w:p>
-      <w:r>
-        <w:rPr>
-          <w:sz w:val="24"/>
-        </w:rPr>
-      </w:r>
-    </w:p>
-    <w:p>
-      <w:r>
-        <w:rPr>
-          <w:sz w:val="24"/>
-        </w:rPr>
-        <w:t>正文：</w:t>
-      </w:r>
-    </w:p>
-    <w:p>
-      <w:r>
-        <w:rPr>
           <w:sz w:val="24"/>
         </w:rPr>
         <w:t>翻开教材，折过角的页面几乎每页都有，全是做错题的地方。📚不会的比会的多太多。后来用诗雨漫画笔记做针对复习，图解那几块，容易记住一点。</w:t>
@@ -508,45 +174,7 @@
         <w:rPr>
           <w:sz w:val="24"/>
         </w:rPr>
-      </w:r>
-    </w:p>
-    <w:p>
-      <w:r>
-        <w:rPr>
-          <w:sz w:val="24"/>
-        </w:rPr>
-        <w:t>话题：#会计 #中级会计 #中级会计备考 #注会cpa #财会 #备考日记 #上班族备考 #备考焦虑 #诗雨会计</w:t>
-      </w:r>
-    </w:p>
-    <w:p>
-      <w:r>
-        <w:rPr>
-          <w:sz w:val="24"/>
-        </w:rPr>
-      </w:r>
-    </w:p>
-    <w:p>
-      <w:r>
-        <w:rPr>
-          <w:sz w:val="24"/>
-        </w:rPr>
-        <w:t>时间：</w:t>
-      </w:r>
-    </w:p>
-    <w:p>
-      <w:r>
-        <w:rPr>
-          <w:sz w:val="24"/>
-        </w:rPr>
-      </w:r>
-    </w:p>
-    <w:p>
-      <w:r>
-        <w:rPr>
-          <w:b/>
-          <w:sz w:val="24"/>
-        </w:rPr>
-        <w:t>账号：14芳芳财会|爹爹</w:t>
+        <w:t>#会计 #中级会计 #中级会计备考 #注会cpa #财会 #备考日记 #上班族备考 #备考焦虑 #诗雨会计</w:t>
       </w:r>
     </w:p>
     <w:p>
@@ -566,30 +194,6 @@
     <w:p>
       <w:r>
         <w:rPr>
-          <w:b/>
-          <w:sz w:val="24"/>
-        </w:rPr>
-        <w:t>标题：对着错题本发现错的全是同一类</w:t>
-      </w:r>
-    </w:p>
-    <w:p>
-      <w:r>
-        <w:rPr>
-          <w:sz w:val="24"/>
-        </w:rPr>
-      </w:r>
-    </w:p>
-    <w:p>
-      <w:r>
-        <w:rPr>
-          <w:sz w:val="24"/>
-        </w:rPr>
-        <w:t>正文：</w:t>
-      </w:r>
-    </w:p>
-    <w:p>
-      <w:r>
-        <w:rPr>
           <w:sz w:val="24"/>
         </w:rPr>
         <w:t>整理错题本才发现，错来错去就是那几类题，说明根本没搞懂那个考点。😤与其刷题不如补知识点。翻了诗雨漫画笔记对应章节，感觉豁然开朗了。</w:t>
@@ -600,45 +204,7 @@
         <w:rPr>
           <w:sz w:val="24"/>
         </w:rPr>
-      </w:r>
-    </w:p>
-    <w:p>
-      <w:r>
-        <w:rPr>
-          <w:sz w:val="24"/>
-        </w:rPr>
-        <w:t>话题：#会计 #中级会计 #中级会计备考 #注会cpa #财会 #备考日记 #上班族备考 #备考焦虑 #诗雨会计</w:t>
-      </w:r>
-    </w:p>
-    <w:p>
-      <w:r>
-        <w:rPr>
-          <w:sz w:val="24"/>
-        </w:rPr>
-      </w:r>
-    </w:p>
-    <w:p>
-      <w:r>
-        <w:rPr>
-          <w:sz w:val="24"/>
-        </w:rPr>
-        <w:t>时间：</w:t>
-      </w:r>
-    </w:p>
-    <w:p>
-      <w:r>
-        <w:rPr>
-          <w:sz w:val="24"/>
-        </w:rPr>
-      </w:r>
-    </w:p>
-    <w:p>
-      <w:r>
-        <w:rPr>
-          <w:b/>
-          <w:sz w:val="24"/>
-        </w:rPr>
-        <w:t>账号：14芳芳财会|张菊香</w:t>
+        <w:t>#会计 #中级会计 #中级会计备考 #注会cpa #财会 #备考日记 #上班族备考 #备考焦虑 #诗雨会计</w:t>
       </w:r>
     </w:p>
     <w:p>
@@ -658,30 +224,6 @@
     <w:p>
       <w:r>
         <w:rPr>
-          <w:b/>
-          <w:sz w:val="24"/>
-        </w:rPr>
-        <w:t>标题：题目没审完就填答案这次吃了亏</w:t>
-      </w:r>
-    </w:p>
-    <w:p>
-      <w:r>
-        <w:rPr>
-          <w:sz w:val="24"/>
-        </w:rPr>
-      </w:r>
-    </w:p>
-    <w:p>
-      <w:r>
-        <w:rPr>
-          <w:sz w:val="24"/>
-        </w:rPr>
-        <w:t>正文：</w:t>
-      </w:r>
-    </w:p>
-    <w:p>
-      <w:r>
-        <w:rPr>
           <w:sz w:val="24"/>
         </w:rPr>
         <w:t>做题速度慢，一紧张就不看完题目就写，结果好几道审题错了。😖练习时没这问题，进了考场就乱节奏。现在配合漫画笔记复习考点，减少会但没答对的情况。</w:t>
@@ -692,45 +234,7 @@
         <w:rPr>
           <w:sz w:val="24"/>
         </w:rPr>
-      </w:r>
-    </w:p>
-    <w:p>
-      <w:r>
-        <w:rPr>
-          <w:sz w:val="24"/>
-        </w:rPr>
-        <w:t>话题：#会计 #中级会计 #中级会计备考 #注会cpa #财会 #备考日记 #上班族备考 #备考焦虑 #诗雨会计</w:t>
-      </w:r>
-    </w:p>
-    <w:p>
-      <w:r>
-        <w:rPr>
-          <w:sz w:val="24"/>
-        </w:rPr>
-      </w:r>
-    </w:p>
-    <w:p>
-      <w:r>
-        <w:rPr>
-          <w:sz w:val="24"/>
-        </w:rPr>
-        <w:t>时间：</w:t>
-      </w:r>
-    </w:p>
-    <w:p>
-      <w:r>
-        <w:rPr>
-          <w:sz w:val="24"/>
-        </w:rPr>
-      </w:r>
-    </w:p>
-    <w:p>
-      <w:r>
-        <w:rPr>
-          <w:b/>
-          <w:sz w:val="24"/>
-        </w:rPr>
-        <w:t>账号：14芳芳财会|孙文礼</w:t>
+        <w:t>#会计 #中级会计 #中级会计备考 #注会cpa #财会 #备考日记 #上班族备考 #备考焦虑 #诗雨会计</w:t>
       </w:r>
     </w:p>
     <w:p>
@@ -750,30 +254,6 @@
     <w:p>
       <w:r>
         <w:rPr>
-          <w:b/>
-          <w:sz w:val="24"/>
-        </w:rPr>
-        <w:t>标题：走出考场感觉没一道题答对了</w:t>
-      </w:r>
-    </w:p>
-    <w:p>
-      <w:r>
-        <w:rPr>
-          <w:sz w:val="24"/>
-        </w:rPr>
-      </w:r>
-    </w:p>
-    <w:p>
-      <w:r>
-        <w:rPr>
-          <w:sz w:val="24"/>
-        </w:rPr>
-        <w:t>正文：</w:t>
-      </w:r>
-    </w:p>
-    <w:p>
-      <w:r>
-        <w:rPr>
           <w:sz w:val="24"/>
         </w:rPr>
         <w:t>上次考完出来感觉全错了，结果成绩还不错，虚惊一场。😂越是考完觉得完了反而越能过。这次用诗雨漫画笔记理清思路，希望考完不要再有那种全错感了。</w:t>
@@ -784,45 +264,7 @@
         <w:rPr>
           <w:sz w:val="24"/>
         </w:rPr>
-      </w:r>
-    </w:p>
-    <w:p>
-      <w:r>
-        <w:rPr>
-          <w:sz w:val="24"/>
-        </w:rPr>
-        <w:t>话题：#会计 #中级会计 #中级会计备考 #注会cpa #财会 #备考日记 #上班族备考 #备考焦虑 #诗雨会计</w:t>
-      </w:r>
-    </w:p>
-    <w:p>
-      <w:r>
-        <w:rPr>
-          <w:sz w:val="24"/>
-        </w:rPr>
-      </w:r>
-    </w:p>
-    <w:p>
-      <w:r>
-        <w:rPr>
-          <w:sz w:val="24"/>
-        </w:rPr>
-        <w:t>时间：</w:t>
-      </w:r>
-    </w:p>
-    <w:p>
-      <w:r>
-        <w:rPr>
-          <w:sz w:val="24"/>
-        </w:rPr>
-      </w:r>
-    </w:p>
-    <w:p>
-      <w:r>
-        <w:rPr>
-          <w:b/>
-          <w:sz w:val="24"/>
-        </w:rPr>
-        <w:t>账号：14芳芳财会|晴天</w:t>
+        <w:t>#会计 #中级会计 #中级会计备考 #注会cpa #财会 #备考日记 #上班族备考 #备考焦虑 #诗雨会计</w:t>
       </w:r>
     </w:p>
     <w:sectPr>

--- a/01-6个主号内容创作/引流小号_发布文案/引流小号_第106-114篇.docx
+++ b/01-6个主号内容创作/引流小号_发布文案/引流小号_第106-114篇.docx
@@ -24,7 +24,7 @@
         <w:rPr>
           <w:sz w:val="24"/>
         </w:rPr>
-        <w:t>#会计 #中级会计 #中级会计备考 #注会cpa #财会 #备考日记 #上班族备考 #备考焦虑 #诗雨会计</w:t>
+        <w:t>#会计 #中级会计 #中级会计备考 #注会cpa #备考焦虑 #诗雨会计</w:t>
       </w:r>
     </w:p>
     <w:p>
@@ -54,7 +54,7 @@
         <w:rPr>
           <w:sz w:val="24"/>
         </w:rPr>
-        <w:t>#会计 #中级会计 #中级会计备考 #注会cpa #财会 #备考日记 #上班族备考 #备考焦虑 #诗雨会计</w:t>
+        <w:t>#会计 #中级会计 #中级会计备考 #注会cpa #备考焦虑 #诗雨会计</w:t>
       </w:r>
     </w:p>
     <w:p>
@@ -84,7 +84,7 @@
         <w:rPr>
           <w:sz w:val="24"/>
         </w:rPr>
-        <w:t>#会计 #中级会计 #中级会计备考 #注会cpa #财会 #备考日记 #上班族备考 #备考焦虑 #诗雨会计</w:t>
+        <w:t>#会计 #中级会计 #中级会计备考 #注会cpa #备考焦虑 #诗雨会计</w:t>
       </w:r>
     </w:p>
     <w:p>
@@ -114,7 +114,7 @@
         <w:rPr>
           <w:sz w:val="24"/>
         </w:rPr>
-        <w:t>#会计 #中级会计 #中级会计备考 #注会cpa #财会 #备考日记 #上班族备考 #备考焦虑 #诗雨会计</w:t>
+        <w:t>#会计 #中级会计 #中级会计备考 #注会cpa #备考焦虑 #诗雨会计</w:t>
       </w:r>
     </w:p>
     <w:p>
@@ -144,7 +144,7 @@
         <w:rPr>
           <w:sz w:val="24"/>
         </w:rPr>
-        <w:t>#会计 #中级会计 #中级会计备考 #注会cpa #财会 #备考日记 #上班族备考 #备考焦虑 #诗雨会计</w:t>
+        <w:t>#会计 #中级会计 #中级会计备考 #注会cpa #备考焦虑 #诗雨会计</w:t>
       </w:r>
     </w:p>
     <w:p>
@@ -174,7 +174,7 @@
         <w:rPr>
           <w:sz w:val="24"/>
         </w:rPr>
-        <w:t>#会计 #中级会计 #中级会计备考 #注会cpa #财会 #备考日记 #上班族备考 #备考焦虑 #诗雨会计</w:t>
+        <w:t>#会计 #中级会计 #中级会计备考 #注会cpa #备考焦虑 #诗雨会计</w:t>
       </w:r>
     </w:p>
     <w:p>
@@ -204,7 +204,7 @@
         <w:rPr>
           <w:sz w:val="24"/>
         </w:rPr>
-        <w:t>#会计 #中级会计 #中级会计备考 #注会cpa #财会 #备考日记 #上班族备考 #备考焦虑 #诗雨会计</w:t>
+        <w:t>#会计 #中级会计 #中级会计备考 #注会cpa #备考焦虑 #诗雨会计</w:t>
       </w:r>
     </w:p>
     <w:p>
@@ -234,7 +234,7 @@
         <w:rPr>
           <w:sz w:val="24"/>
         </w:rPr>
-        <w:t>#会计 #中级会计 #中级会计备考 #注会cpa #财会 #备考日记 #上班族备考 #备考焦虑 #诗雨会计</w:t>
+        <w:t>#会计 #中级会计 #中级会计备考 #注会cpa #备考焦虑 #诗雨会计</w:t>
       </w:r>
     </w:p>
     <w:p>
@@ -264,7 +264,7 @@
         <w:rPr>
           <w:sz w:val="24"/>
         </w:rPr>
-        <w:t>#会计 #中级会计 #中级会计备考 #注会cpa #财会 #备考日记 #上班族备考 #备考焦虑 #诗雨会计</w:t>
+        <w:t>#会计 #中级会计 #中级会计备考 #注会cpa #备考焦虑 #诗雨会计</w:t>
       </w:r>
     </w:p>
     <w:sectPr>
